--- a/episodes/The_Dark_Rise_Episode_47.docx
+++ b/episodes/The_Dark_Rise_Episode_47.docx
@@ -327,7 +327,7 @@
           <w:sz w:val="24"/>
           <w:szCs w:val="24"/>
         </w:rPr>
-        <w:t xml:space="preserve">Beneath the ak-pu roots, the entity sat a long while with a name it had not chosen, had not been asked about, and could not now unhear, understanding with total clarity that whatever it had believed about its own authority over this one small life had just been settled by someone else entirely, in less time than it took to speak four careful words.</w:t>
+        <w:t xml:space="preserve">Beneath the iroko roots, the entity sat a long while with a name it had not chosen, had not been asked about, and could not now unhear, understanding with total clarity that whatever it had believed about its own authority over this one small life had just been settled by someone else entirely, in less time than it took to speak four careful words.</w:t>
       </w:r>
     </w:p>
     <w:p>

--- a/episodes/The_Dark_Rise_Episode_47.docx
+++ b/episodes/The_Dark_Rise_Episode_47.docx
@@ -98,20 +98,7 @@
     </w:p>
     <w:p>
       <w:pPr>
-        <w:spacing w:after="0" w:line="360"/>
-      </w:pPr>
-      <w:r>
-        <w:rPr>
-          <w:rFonts w:ascii="Georgia" w:hAnsi="Georgia" w:cs="Georgia"/>
-          <w:sz w:val="24"/>
-          <w:szCs w:val="24"/>
-        </w:rPr>
-        <w:t xml:space="preserve"/>
-      </w:r>
-    </w:p>
-    <w:p>
-      <w:pPr>
-        <w:spacing w:after="60" w:line="360"/>
+        <w:spacing w:after="60" w:line="360" w:before="480"/>
         <w:ind w:firstLine="360"/>
       </w:pPr>
       <w:r>
@@ -167,20 +154,7 @@
     </w:p>
     <w:p>
       <w:pPr>
-        <w:spacing w:after="0" w:line="360"/>
-      </w:pPr>
-      <w:r>
-        <w:rPr>
-          <w:rFonts w:ascii="Georgia" w:hAnsi="Georgia" w:cs="Georgia"/>
-          <w:sz w:val="24"/>
-          <w:szCs w:val="24"/>
-        </w:rPr>
-        <w:t xml:space="preserve"/>
-      </w:r>
-    </w:p>
-    <w:p>
-      <w:pPr>
-        <w:spacing w:after="60" w:line="360"/>
+        <w:spacing w:after="60" w:line="360" w:before="480"/>
         <w:ind w:firstLine="360"/>
       </w:pPr>
       <w:r>
@@ -208,20 +182,7 @@
     </w:p>
     <w:p>
       <w:pPr>
-        <w:spacing w:after="0" w:line="360"/>
-      </w:pPr>
-      <w:r>
-        <w:rPr>
-          <w:rFonts w:ascii="Georgia" w:hAnsi="Georgia" w:cs="Georgia"/>
-          <w:sz w:val="24"/>
-          <w:szCs w:val="24"/>
-        </w:rPr>
-        <w:t xml:space="preserve"/>
-      </w:r>
-    </w:p>
-    <w:p>
-      <w:pPr>
-        <w:spacing w:after="60" w:line="360"/>
+        <w:spacing w:after="60" w:line="360" w:before="480"/>
         <w:ind w:firstLine="360"/>
       </w:pPr>
       <w:r>
@@ -263,29 +224,32 @@
     </w:p>
     <w:p>
       <w:pPr>
-        <w:spacing w:after="0" w:line="360"/>
-      </w:pPr>
-      <w:r>
-        <w:rPr>
-          <w:rFonts w:ascii="Georgia" w:hAnsi="Georgia" w:cs="Georgia"/>
-          <w:sz w:val="24"/>
-          <w:szCs w:val="24"/>
-        </w:rPr>
-        <w:t xml:space="preserve"/>
-      </w:r>
-    </w:p>
-    <w:p>
-      <w:pPr>
-        <w:spacing w:after="60" w:line="360"/>
-        <w:ind w:firstLine="360"/>
-      </w:pPr>
-      <w:r>
-        <w:rPr>
-          <w:rFonts w:ascii="Georgia" w:hAnsi="Georgia" w:cs="Georgia"/>
-          <w:sz w:val="24"/>
-          <w:szCs w:val="24"/>
-        </w:rPr>
-        <w:t xml:space="preserve">VESSEL: UNMEDIATED CONTACT EVENT IN PROGRESS. PRESENCE ADDRESSING ENTITY DIRECTLY THROUGH THIRD PARTY HOST. NAMING ACTION IMMINENT. ENTITY UNABLE TO INTERVENE WITHOUT RISKING HARM TO HOST.</w:t>
+        <w:spacing w:after="60" w:line="360" w:before="480"/>
+        <w:ind w:firstLine="360"/>
+      </w:pPr>
+      <w:r>
+        <w:rPr>
+          <w:rFonts w:ascii="Georgia" w:hAnsi="Georgia" w:cs="Georgia"/>
+          <w:sz w:val="24"/>
+          <w:szCs w:val="24"/>
+        </w:rPr>
+        <w:t xml:space="preserve">The ledger voice spoke over it all, flat against the rushing dark.</w:t>
+      </w:r>
+    </w:p>
+    <w:p>
+      <w:pPr>
+        <w:spacing w:after="120" w:line="360"/>
+      </w:pPr>
+      <w:r>
+        <w:rPr>
+          <w:rFonts w:ascii="Georgia" w:hAnsi="Georgia" w:cs="Georgia"/>
+          <w:sz w:val="24"/>
+          <w:szCs w:val="24"/>
+          <w:b/>
+          <w:bCs/>
+          <w:caps/>
+        </w:rPr>
+        <w:t xml:space="preserve">Vessel: unmediated contact event in progress. Presence addressing entity directly through third party host. Naming action imminent. Entity unable to intervene without risking harm to host.</w:t>
       </w:r>
     </w:p>
     <w:p>
@@ -440,19 +404,6 @@
           <w:szCs w:val="24"/>
         </w:rPr>
         <w:t xml:space="preserve">Chibundu considered this with the same unhurried seriousness he gave every truth large enough to require turning over more than once, and went back to his stones without needing anything further said, arranging them now, for the first time, around a single smooth center stone as though the whole careful pattern had finally found the name it had always been quietly waiting to organize itself around.</w:t>
-      </w:r>
-    </w:p>
-    <w:p>
-      <w:pPr>
-        <w:spacing w:after="0" w:line="360"/>
-      </w:pPr>
-      <w:r>
-        <w:rPr>
-          <w:rFonts w:ascii="Georgia" w:hAnsi="Georgia" w:cs="Georgia"/>
-          <w:sz w:val="24"/>
-          <w:szCs w:val="24"/>
-        </w:rPr>
-        <w:t xml:space="preserve"/>
       </w:r>
     </w:p>
     <w:sectPr>
